--- a/DataStructures/RBT.docx
+++ b/DataStructures/RBT.docx
@@ -27,6 +27,11 @@
     </w:p>
     <w:p>
       <w:r>
+        <w:t>Stored as nodes.</w:t>
+      </w:r>
+    </w:p>
+    <w:p>
+      <w:r>
         <w:t xml:space="preserve">It automatically keeps height </w:t>
       </w:r>
       <w:r>
@@ -281,14 +286,10 @@
       </w:r>
       <w:r>
         <w:br/>
-      </w:r>
-      <w:r>
         <w:t>Insert  O(log n)</w:t>
       </w:r>
       <w:r>
         <w:br/>
-      </w:r>
-      <w:r>
         <w:t>Delete  O(log n)</w:t>
       </w:r>
     </w:p>
@@ -944,6 +945,7 @@
   <w:style w:type="character" w:default="1" w:styleId="DefaultParagraphFont">
     <w:name w:val="Default Paragraph Font"/>
     <w:uiPriority w:val="1"/>
+    <w:semiHidden/>
     <w:unhideWhenUsed/>
   </w:style>
   <w:style w:type="table" w:default="1" w:styleId="TableNormal">
